--- a/seminar/LOM SVJETLOSTI NA PRIZMI Lucija Jankovic.docx
+++ b/seminar/LOM SVJETLOSTI NA PRIZMI Lucija Jankovic.docx
@@ -5463,7 +5463,25 @@
           <w:szCs w:val="28"/>
           <w:lang w:val="hr-HR"/>
         </w:rPr>
-        <w:t xml:space="preserve"> Graf demonstrira razdvajanje početne zrake na prvoj granici, njezino širenje unutar stakla te stvaranje snopa u duginim bojama.</w:t>
+        <w:t xml:space="preserve"> </w:t>
+      </w:r>
+      <w:r>
+        <w:rPr>
+          <w:rFonts w:ascii="Times New Roman" w:hAnsi="Times New Roman" w:cs="Times New Roman"/>
+          <w:sz w:val="28"/>
+          <w:szCs w:val="28"/>
+          <w:lang w:val="hr-HR"/>
+        </w:rPr>
+        <w:t xml:space="preserve">Osim toga, parametar disperzije vizualno je pojačan u odnosu na stvarne fizikalne vrijednosti stakla kako bi se postigla bolja vidljivost spektralnih boja. </w:t>
+      </w:r>
+      <w:r>
+        <w:rPr>
+          <w:rFonts w:ascii="Times New Roman" w:hAnsi="Times New Roman" w:cs="Times New Roman"/>
+          <w:sz w:val="28"/>
+          <w:szCs w:val="28"/>
+          <w:lang w:val="hr-HR"/>
+        </w:rPr>
+        <w:t>Graf demonstrira razdvajanje početne zrake na prvoj granici, njezino širenje unutar stakla te stvaranje snopa u duginim bojama.</w:t>
       </w:r>
     </w:p>
     <w:p>
